--- a/docs/legal/docx/13-data-subject-request-regulation.docx
+++ b/docs/legal/docx/13-data-subject-request-regulation.docx
@@ -30,7 +30,7 @@
         <w:t>Редакция:</w:t>
       </w:r>
       <w:r>
-        <w:t xml:space="preserve"> 1.0 от 31 июля 2026 года</w:t>
+        <w:t xml:space="preserve"> 3.0 от 18 августа 2026 года</w:t>
       </w:r>
     </w:p>
     <w:p>
@@ -52,29 +52,29 @@
         <w:t>Оператор:</w:t>
       </w:r>
       <w:r>
-        <w:t xml:space="preserve"> Абдулкадыров Дук-Ваха Магомедович, адрес: ул. Т. Л. Алиева, 69 [УКАЗАТЬ ИНДЕКС, НАСЕЛЁННЫЙ ПУНКТ, РЕГИОН], email: studiacatalog@outlook.com</w:t>
+        <w:t xml:space="preserve"> Абдулкадыров Дук-Ваха Магомедович, плательщик НПД, ИНН 200600136496, дата постановки на учёт 05.08.2026</w:t>
       </w:r>
     </w:p>
     <w:p>
-      <w:pPr>
-        <w:spacing w:before="120" w:after="160"/>
-        <w:ind w:left="255" w:right="113"/>
-      </w:pPr>
       <w:r>
         <w:rPr>
-          <w:color w:val="8B5500"/>
+          <w:b/>
         </w:rPr>
-        <w:t xml:space="preserve">Рабочий проект. До публикации необходимо удалить все метки </w:t>
+        <w:t>Адрес:</w:t>
       </w:r>
       <w:r>
+        <w:t xml:space="preserve"> Чеченская Республика, Курчалоевский район, село Цоци-Юрт, улица Т. Л. Алиева, дом 69</w:t>
+      </w:r>
+    </w:p>
+    <w:p>
+      <w:r>
         <w:rPr>
-          <w:rFonts w:ascii="Courier New" w:hAnsi="Courier New"/>
-          <w:sz w:val="18"/>
+          <w:b/>
         </w:rPr>
-        <w:t>[ЗАПОЛНИТЬ]</w:t>
+        <w:t>Контакты:</w:t>
       </w:r>
       <w:r>
-        <w:t>, подтвердить российскую инфраструктуру и получить проверку российского юриста.</w:t>
+        <w:t xml:space="preserve"> support@wayyaam.ru; вопросы персональных данных: privacy@wayyaam.ru; +7 928 886-54-70</w:t>
       </w:r>
     </w:p>
     <w:p>
@@ -94,7 +94,7 @@
           <w:rFonts w:ascii="Courier New" w:hAnsi="Courier New"/>
           <w:sz w:val="18"/>
         </w:rPr>
-        <w:t>studiacatalog@outlook.com</w:t>
+        <w:t>privacy@wayyaam.ru</w:t>
       </w:r>
       <w:r>
         <w:t>. Каждое обращение получает номер, дату, заявителя, тип требования, срок, исполнителя, системы поиска, решение и дату ответа. Содержание доступно только ответственному и исполнителям.</w:t>
@@ -217,7 +217,7 @@
       <w:rPr>
         <w:sz w:val="16"/>
       </w:rPr>
-      <w:t>WayYaam · 1.0 · studiacatalog@outlook.com</w:t>
+      <w:t>WayYaam · 3.0 · privacy@wayyaam.ru</w:t>
     </w:r>
   </w:p>
 </w:ftr>
@@ -587,11 +587,11 @@
     <w:qFormat/>
     <w:rsid w:val="00FC693F"/>
     <w:pPr>
-      <w:spacing w:after="120" w:line="264" w:lineRule="auto"/>
+      <w:spacing w:after="100" w:line="252" w:lineRule="auto"/>
     </w:pPr>
     <w:rPr>
       <w:rFonts w:ascii="Arial" w:hAnsi="Arial"/>
-      <w:sz w:val="21"/>
+      <w:sz w:val="20"/>
     </w:rPr>
   </w:style>
   <w:style w:type="paragraph" w:styleId="Header">
